--- a/dosyalar/gunluk-plan/arapca-10-sinif-secmeli-gunluk-plan.docx
+++ b/dosyalar/gunluk-plan/arapca-10-sinif-secmeli-gunluk-plan.docx
@@ -3694,7 +3694,7 @@
                 <w:rtl/>
                 <w:lang w:bidi="ar-SA"/>
               </w:rPr>
-              <w:t xml:space="preserve">الزَّيْتون</w:t>
+              <w:t xml:space="preserve">الزَّيْتون</w:t>
             </w:r>
           </w:p>
           <w:p>
@@ -5014,7 +5014,7 @@
                 <w:rtl/>
                 <w:lang w:bidi="ar-SA"/>
               </w:rPr>
-              <w:t xml:space="preserve">أَنا أُفَضِّلُ مَلابِسَ طَويلة.</w:t>
+              <w:t xml:space="preserve">أَنا أُفَضِّلُ مَلابِسَ طَويلة.</w:t>
             </w:r>
           </w:p>
         </w:tc>
@@ -5096,7 +5096,7 @@
                 <w:rtl/>
                 <w:lang w:bidi="ar-SA"/>
               </w:rPr>
-              <w:t xml:space="preserve">أَنا لا أُفَضِّلُ مَلابِسَ قَصيرة.</w:t>
+              <w:t xml:space="preserve">أَنا لا أُفَضِّلُ مَلابِسَ قَصيرة.</w:t>
             </w:r>
           </w:p>
         </w:tc>
@@ -5178,7 +5178,7 @@
                 <w:rtl/>
                 <w:lang w:bidi="ar-SA"/>
               </w:rPr>
-              <w:t xml:space="preserve">أَنا أُحِبُّ الجَوَّ المُشْمِسَ.</w:t>
+              <w:t xml:space="preserve">أَنا أُحِبُّ الجَوَّ المُشْمِسَ.</w:t>
             </w:r>
           </w:p>
         </w:tc>
@@ -9428,7 +9428,7 @@
                 <w:rtl/>
                 <w:lang w:bidi="ar-SA"/>
               </w:rPr>
-              <w:t xml:space="preserve">قائِمة الطَّعام</w:t>
+              <w:t xml:space="preserve">قائِمة الطَّعام</w:t>
             </w:r>
           </w:p>
           <w:p>
@@ -9613,7 +9613,7 @@
                 <w:rtl/>
                 <w:lang w:bidi="ar-SA"/>
               </w:rPr>
-              <w:t xml:space="preserve">السَّمَك</w:t>
+              <w:t xml:space="preserve">السَّمَك</w:t>
             </w:r>
           </w:p>
           <w:p>
@@ -9673,7 +9673,7 @@
                 <w:rtl/>
                 <w:lang w:bidi="ar-SA"/>
               </w:rPr>
-              <w:t xml:space="preserve">الدَّجاج</w:t>
+              <w:t xml:space="preserve">الدَّجاج</w:t>
             </w:r>
           </w:p>
           <w:p>
@@ -10628,7 +10628,7 @@
                 <w:rtl/>
                 <w:lang w:bidi="ar-SA"/>
               </w:rPr>
-              <w:t xml:space="preserve">هذانِ أَبي وَعَمّي، هُما مُدَرِّسانِ.</w:t>
+              <w:t xml:space="preserve">هذانِ أَبي وَعَمّي، هُما مُدَرِّسانِ.</w:t>
             </w:r>
           </w:p>
         </w:tc>
@@ -10710,7 +10710,7 @@
                 <w:rtl/>
                 <w:lang w:bidi="ar-SA"/>
               </w:rPr>
-              <w:t xml:space="preserve">هاتانِ أُمّي وَخالَتي، هُما مُدَرِّسَتانِ.</w:t>
+              <w:t xml:space="preserve">هاتانِ أُمّي وَخالَتي، هُما مُدَرِّسَتانِ.</w:t>
             </w:r>
           </w:p>
         </w:tc>
@@ -10792,7 +10792,7 @@
                 <w:rtl/>
                 <w:lang w:bidi="ar-SA"/>
               </w:rPr>
-              <w:t xml:space="preserve">تَدْرُسُ طالِبَتانِ الدَّرْسَ.</w:t>
+              <w:t xml:space="preserve">تَدْرُسُ طالِبَتانِ الدَّرْسَ.</w:t>
             </w:r>
           </w:p>
         </w:tc>
@@ -12175,7 +12175,7 @@
                 <w:rtl/>
                 <w:lang w:bidi="ar-SA"/>
               </w:rPr>
-              <w:t xml:space="preserve">الشَّهادَتانِ</w:t>
+              <w:t xml:space="preserve">الشَّهادَتانِ</w:t>
             </w:r>
           </w:p>
           <w:p>
@@ -12235,7 +12235,7 @@
                 <w:rtl/>
                 <w:lang w:bidi="ar-SA"/>
               </w:rPr>
-              <w:t xml:space="preserve">الصَّلاة</w:t>
+              <w:t xml:space="preserve">الصَّلاة</w:t>
             </w:r>
           </w:p>
           <w:p>
@@ -12300,7 +12300,7 @@
                 <w:rtl/>
                 <w:lang w:bidi="ar-SA"/>
               </w:rPr>
-              <w:t xml:space="preserve">الزَّكاة</w:t>
+              <w:t xml:space="preserve">الزَّكاة</w:t>
             </w:r>
           </w:p>
           <w:p>
@@ -12360,7 +12360,7 @@
                 <w:rtl/>
                 <w:lang w:bidi="ar-SA"/>
               </w:rPr>
-              <w:t xml:space="preserve">الصَّوْم</w:t>
+              <w:t xml:space="preserve">الصَّوْم</w:t>
             </w:r>
           </w:p>
           <w:p>
@@ -13435,7 +13435,7 @@
                 <w:rtl/>
                 <w:lang w:bidi="ar-SA"/>
               </w:rPr>
-              <w:t xml:space="preserve">الصَّلاةُ مُهِمّةٌ لِلْمُسْلِمين.</w:t>
+              <w:t xml:space="preserve">الصَّلاةُ مُهِمّةٌ لِلْمُسْلِمين.</w:t>
             </w:r>
           </w:p>
         </w:tc>
@@ -13517,7 +13517,7 @@
                 <w:rtl/>
                 <w:lang w:bidi="ar-SA"/>
               </w:rPr>
-              <w:t xml:space="preserve">الصَّوْمُ فَرْضٌ عَلى كُلِّ مُسْلِم.</w:t>
+              <w:t xml:space="preserve">الصَّوْمُ فَرْضٌ عَلى كُلِّ مُسْلِم.</w:t>
             </w:r>
           </w:p>
         </w:tc>
@@ -13599,7 +13599,7 @@
                 <w:rtl/>
                 <w:lang w:bidi="ar-SA"/>
               </w:rPr>
-              <w:t xml:space="preserve">الحَجُّ رُكْنٌ مِنْ أَرْكانِ الإِسْلام.</w:t>
+              <w:t xml:space="preserve">الحَجُّ رُكْنٌ مِنْ أَرْكانِ الإِسْلام.</w:t>
             </w:r>
           </w:p>
         </w:tc>
@@ -14982,7 +14982,7 @@
                 <w:rtl/>
                 <w:lang w:bidi="ar-SA"/>
               </w:rPr>
-              <w:t xml:space="preserve">الرَّسول</w:t>
+              <w:t xml:space="preserve">الرَّسول</w:t>
             </w:r>
           </w:p>
           <w:p>
@@ -15107,7 +15107,7 @@
                 <w:rtl/>
                 <w:lang w:bidi="ar-SA"/>
               </w:rPr>
-              <w:t xml:space="preserve">الرَّحْمة</w:t>
+              <w:t xml:space="preserve">الرَّحْمة</w:t>
             </w:r>
           </w:p>
           <w:p>
@@ -15167,7 +15167,7 @@
                 <w:rtl/>
                 <w:lang w:bidi="ar-SA"/>
               </w:rPr>
-              <w:t xml:space="preserve">الصَّبْر</w:t>
+              <w:t xml:space="preserve">الصَّبْر</w:t>
             </w:r>
           </w:p>
           <w:p>
@@ -15227,7 +15227,7 @@
                 <w:rtl/>
                 <w:lang w:bidi="ar-SA"/>
               </w:rPr>
-              <w:t xml:space="preserve">النَّجاح</w:t>
+              <w:t xml:space="preserve">النَّجاح</w:t>
             </w:r>
           </w:p>
           <w:p>
@@ -15287,7 +15287,7 @@
                 <w:rtl/>
                 <w:lang w:bidi="ar-SA"/>
               </w:rPr>
-              <w:t xml:space="preserve">التَّعاوُن</w:t>
+              <w:t xml:space="preserve">التَّعاوُن</w:t>
             </w:r>
           </w:p>
           <w:p>
@@ -16324,7 +16324,7 @@
                 <w:rtl/>
                 <w:lang w:bidi="ar-SA"/>
               </w:rPr>
-              <w:t xml:space="preserve">يَأْمُرُ ديننا بِالرَّحْمةِ لِلْحَيَوانات.</w:t>
+              <w:t xml:space="preserve">يَأْمُرُ ديننا بِالرَّحْمةِ لِلْحَيَوانات.</w:t>
             </w:r>
           </w:p>
         </w:tc>
@@ -16406,7 +16406,7 @@
                 <w:rtl/>
                 <w:lang w:bidi="ar-SA"/>
               </w:rPr>
-              <w:t xml:space="preserve">ثَمَرةُ الصَّبْرِ النَّجاح.</w:t>
+              <w:t xml:space="preserve">ثَمَرةُ الصَّبْرِ النَّجاح.</w:t>
             </w:r>
           </w:p>
         </w:tc>
@@ -22020,7 +22020,7 @@
                 <w:rtl/>
                 <w:lang w:bidi="ar-SA"/>
               </w:rPr>
-              <w:t xml:space="preserve">أَنْتَ تُحِسُّ بِأَلَمٍ في قَدَمِكَ.</w:t>
+              <w:t xml:space="preserve">أَنْتَ تُحِسُّ بِأَلَمٍ في قَدَمِكَ.</w:t>
             </w:r>
           </w:p>
         </w:tc>
@@ -23528,7 +23528,7 @@
                 <w:rtl/>
                 <w:lang w:bidi="ar-SA"/>
               </w:rPr>
-              <w:t xml:space="preserve">الزُّبْدة</w:t>
+              <w:t xml:space="preserve">الزُّبْدة</w:t>
             </w:r>
           </w:p>
           <w:p>
@@ -23588,7 +23588,7 @@
                 <w:rtl/>
                 <w:lang w:bidi="ar-SA"/>
               </w:rPr>
-              <w:t xml:space="preserve">الزَّيْتون</w:t>
+              <w:t xml:space="preserve">الزَّيْتون</w:t>
             </w:r>
           </w:p>
           <w:p>
@@ -24827,7 +24827,7 @@
                 <w:rtl/>
                 <w:lang w:bidi="ar-SA"/>
               </w:rPr>
-              <w:t xml:space="preserve">هِيَ تَتَناوَلُ الطَّماطِم.</w:t>
+              <w:t xml:space="preserve">هِيَ تَتَناوَلُ الطَّماطِم.</w:t>
             </w:r>
           </w:p>
         </w:tc>
@@ -26090,7 +26090,7 @@
                 <w:rtl/>
                 <w:lang w:bidi="ar-SA"/>
               </w:rPr>
-              <w:t xml:space="preserve">الرِّياضة</w:t>
+              <w:t xml:space="preserve">الرِّياضة</w:t>
             </w:r>
           </w:p>
           <w:p>
@@ -26270,7 +26270,7 @@
                 <w:rtl/>
                 <w:lang w:bidi="ar-SA"/>
               </w:rPr>
-              <w:t xml:space="preserve">كُرة السَّلّة</w:t>
+              <w:t xml:space="preserve">كُرة السَّلّة</w:t>
             </w:r>
           </w:p>
           <w:p>
@@ -27552,7 +27552,7 @@
                 <w:rtl/>
                 <w:lang w:bidi="ar-SA"/>
               </w:rPr>
-              <w:t xml:space="preserve">هِيَ تُمارِسُ كُرةَ السَّلّة.</w:t>
+              <w:t xml:space="preserve">هِيَ تُمارِسُ كُرةَ السَّلّة.</w:t>
             </w:r>
           </w:p>
         </w:tc>
@@ -29142,7 +29142,7 @@
                 <w:rtl/>
                 <w:lang w:bidi="ar-SA"/>
               </w:rPr>
-              <w:t xml:space="preserve">السَّلْجوقِيّة</w:t>
+              <w:t xml:space="preserve">السَّلْجوقِيّة</w:t>
             </w:r>
           </w:p>
           <w:p>
@@ -31704,7 +31704,7 @@
                 <w:rtl/>
                 <w:lang w:bidi="ar-SA"/>
               </w:rPr>
-              <w:t xml:space="preserve">مَكّة المُكَرَّمة</w:t>
+              <w:t xml:space="preserve">مَكّة المُكَرَّمة</w:t>
             </w:r>
           </w:p>
           <w:p>
@@ -31764,7 +31764,7 @@
                 <w:rtl/>
                 <w:lang w:bidi="ar-SA"/>
               </w:rPr>
-              <w:t xml:space="preserve">المَدينة المُنَوَّرة</w:t>
+              <w:t xml:space="preserve">المَدينة المُنَوَّرة</w:t>
             </w:r>
           </w:p>
           <w:p>
@@ -31824,7 +31824,7 @@
                 <w:rtl/>
                 <w:lang w:bidi="ar-SA"/>
               </w:rPr>
-              <w:t xml:space="preserve">القُدْس الشَّريف</w:t>
+              <w:t xml:space="preserve">القُدْس الشَّريف</w:t>
             </w:r>
           </w:p>
           <w:p>
@@ -31949,7 +31949,7 @@
                 <w:rtl/>
                 <w:lang w:bidi="ar-SA"/>
               </w:rPr>
-              <w:t xml:space="preserve">الكَعْبة المُشَرَّفة</w:t>
+              <w:t xml:space="preserve">الكَعْبة المُشَرَّفة</w:t>
             </w:r>
           </w:p>
           <w:p>
@@ -32129,7 +32129,7 @@
                 <w:rtl/>
                 <w:lang w:bidi="ar-SA"/>
               </w:rPr>
-              <w:t xml:space="preserve">الصَّفا والمَرْوة</w:t>
+              <w:t xml:space="preserve">الصَّفا والمَرْوة</w:t>
             </w:r>
           </w:p>
           <w:p>
@@ -33084,7 +33084,7 @@
                 <w:rtl/>
                 <w:lang w:bidi="ar-SA"/>
               </w:rPr>
-              <w:t xml:space="preserve">أَحْمَدُ سَيَذْهَبُ إِلى الحَجِّ في الأُسْبوعِ القادِم.</w:t>
+              <w:t xml:space="preserve">أَحْمَد سَيَذْهَبُ إِلى الحَجِّ في الأُسْبوعِ القادِم.</w:t>
             </w:r>
           </w:p>
         </w:tc>
@@ -33166,7 +33166,7 @@
                 <w:rtl/>
                 <w:lang w:bidi="ar-SA"/>
               </w:rPr>
-              <w:t xml:space="preserve">فاطِمةُ لَنْ تُسافِرَ إِلى مَدينةِ القُدْس.</w:t>
+              <w:t xml:space="preserve">فاطِمة لَنْ تُسافِرَ إِلى مَدينةِ القُدْس.</w:t>
             </w:r>
           </w:p>
         </w:tc>
@@ -33248,7 +33248,7 @@
                 <w:rtl/>
                 <w:lang w:bidi="ar-SA"/>
               </w:rPr>
-              <w:t xml:space="preserve">الحُجّاجُ يُفَضِّلونَ زِيارةَ الأَماكِنِ المُقَدَّسة.</w:t>
+              <w:t xml:space="preserve">الحُجّاجُ يُفَضِّلونَ زِيارةَ الأَماكِنِ المُقَدَّسة.</w:t>
             </w:r>
           </w:p>
         </w:tc>
@@ -34631,7 +34631,7 @@
                 <w:rtl/>
                 <w:lang w:bidi="ar-SA"/>
               </w:rPr>
-              <w:t xml:space="preserve">مَسْجِد السُّلْطان أَحْمَد</w:t>
+              <w:t xml:space="preserve">مَسْجِد السُّلْطان أَحْمَد</w:t>
             </w:r>
           </w:p>
           <w:p>
@@ -35973,7 +35973,7 @@
                 <w:rtl/>
                 <w:lang w:bidi="ar-SA"/>
               </w:rPr>
-              <w:t xml:space="preserve">في الشَّهْرِ القادِمِ سَأَزورُ مَسْجِدَ آيا صوفيا في إِسْطَنْبول.</w:t>
+              <w:t xml:space="preserve">في الشَّهْرِ القادِمِ سَأَزورُ مَسْجِدَ آيا صوفيا في إِسْطَنْبول.</w:t>
             </w:r>
           </w:p>
         </w:tc>
